--- a/3.1_activity/kline(2026_10_16)STA220-3.1_activity_handout.docx
+++ b/3.1_activity/kline(2026_10_16)STA220-3.1_activity_handout.docx
@@ -36,10 +36,7 @@
     </w:p>
     <w:p>
       <w:r>
-        <w:t>Election Day is coming up, and libertarian social media in Mercer County is Poppin’!! They are critical of spending for both Democrats and Republicans and want to promote their vision of a small government with low spending. You are the new (and unpaid) fa</w:t>
-      </w:r>
-      <w:r>
-        <w:t xml:space="preserve">ct-check desk at </w:t>
+        <w:t xml:space="preserve">Election Day is coming up, and libertarian social media in Mercer County is Poppin’!! They are critical of spending for both Democrats and Republicans and want to promote their vision of a small government with low spending. You are the new (and unpaid) fact-check desk at </w:t>
       </w:r>
       <w:r>
         <w:rPr>
@@ -49,10 +46,7 @@
         <w:t>The Liberty Ledger</w:t>
       </w:r>
       <w:r>
-        <w:t>.  Your editor pulled eight of these posts and wants you to help make sense of them for your readers in plain English. No math! But there are some statisticians who read your paper, so you don’t want to anger them either…</w:t>
-      </w:r>
-      <w:r>
-        <w:t>Your goal is to decide whether the graphic presents information in an honest way and to what extent the information being presented should be considered by voters.</w:t>
+        <w:t>.  Your editor pulled eight of these posts and wants you to help make sense of them for your readers in plain English. No math! But there are some statisticians who read your paper, so you don’t want to anger them either…Your goal is to decide whether the graphic presents information in an honest way and to what extent the information being presented should be considered by voters.</w:t>
       </w:r>
     </w:p>
     <w:p>
@@ -70,14 +64,7 @@
           <w:b/>
           <w:bCs/>
         </w:rPr>
-        <w:t>Part A</w:t>
-      </w:r>
-      <w:r>
-        <w:rPr>
-          <w:b/>
-          <w:bCs/>
-        </w:rPr>
-        <w:t xml:space="preserve"> with your team; Part B independently</w:t>
+        <w:t>Part A with your team; Part B independently</w:t>
       </w:r>
     </w:p>
     <w:p>
@@ -116,10 +103,7 @@
         <w:t xml:space="preserve">For Credit: </w:t>
       </w:r>
       <w:r>
-        <w:t xml:space="preserve">Submit a picture </w:t>
-      </w:r>
-      <w:r>
-        <w:t>of all sheets of this assignment.</w:t>
+        <w:t>Submit a picture of all sheets of this assignment.</w:t>
       </w:r>
     </w:p>
     <w:p>
@@ -564,10 +548,7 @@
               <w:t xml:space="preserve"> information? (i.e., </w:t>
             </w:r>
             <w:r>
-              <w:t>position, l</w:t>
-            </w:r>
-            <w:r>
-              <w:t>ength, angle, area, or color?</w:t>
+              <w:t>position, length, angle, area, or color?</w:t>
             </w:r>
             <w:r>
               <w:t>)</w:t>
@@ -776,12 +757,17 @@
         <w:t xml:space="preserve">Write the </w:t>
       </w:r>
       <w:proofErr w:type="spellStart"/>
+      <w:proofErr w:type="gramStart"/>
       <w:r>
         <w:t>ggplot</w:t>
       </w:r>
       <w:proofErr w:type="spellEnd"/>
       <w:r>
-        <w:t xml:space="preserve">() call that probably made it, then say it in English. </w:t>
+        <w:t>(</w:t>
+      </w:r>
+      <w:proofErr w:type="gramEnd"/>
+      <w:r>
+        <w:t xml:space="preserve">) call that probably made it, then say it in English. </w:t>
       </w:r>
       <w:r>
         <w:t xml:space="preserve">(Some of the </w:t>
@@ -861,6 +847,7 @@
               </w:rPr>
             </w:pPr>
             <w:proofErr w:type="spellStart"/>
+            <w:proofErr w:type="gramStart"/>
             <w:r>
               <w:rPr>
                 <w:rFonts w:ascii="Consolas" w:eastAsia="Consolas" w:hAnsi="Consolas" w:cs="Consolas"/>
@@ -876,33 +863,34 @@
                 <w:sz w:val="32"/>
                 <w:szCs w:val="32"/>
               </w:rPr>
-              <w:t xml:space="preserve">(________, </w:t>
-            </w:r>
-            <w:proofErr w:type="spellStart"/>
+              <w:t>(</w:t>
+            </w:r>
+            <w:proofErr w:type="gramEnd"/>
             <w:r>
               <w:rPr>
                 <w:rFonts w:ascii="Consolas" w:eastAsia="Consolas" w:hAnsi="Consolas" w:cs="Consolas"/>
                 <w:sz w:val="32"/>
                 <w:szCs w:val="32"/>
               </w:rPr>
-              <w:t>aes</w:t>
-            </w:r>
-            <w:proofErr w:type="spellEnd"/>
+              <w:t xml:space="preserve">________, </w:t>
+            </w:r>
+            <w:proofErr w:type="spellStart"/>
             <w:r>
               <w:rPr>
                 <w:rFonts w:ascii="Consolas" w:eastAsia="Consolas" w:hAnsi="Consolas" w:cs="Consolas"/>
                 <w:sz w:val="32"/>
                 <w:szCs w:val="32"/>
               </w:rPr>
-              <w:t>(x = ________, y = _</w:t>
-            </w:r>
+              <w:t>aes</w:t>
+            </w:r>
+            <w:proofErr w:type="spellEnd"/>
             <w:r>
               <w:rPr>
                 <w:rFonts w:ascii="Consolas" w:eastAsia="Consolas" w:hAnsi="Consolas" w:cs="Consolas"/>
                 <w:sz w:val="32"/>
                 <w:szCs w:val="32"/>
               </w:rPr>
-              <w:t>_______)) +</w:t>
+              <w:t>(x = ________, y = ________)) +</w:t>
             </w:r>
           </w:p>
           <w:p>
@@ -1360,10 +1348,7 @@
         <w:t>)</w:t>
       </w:r>
       <w:r>
-        <w:t>. To put an amount from an earlier ye</w:t>
-      </w:r>
-      <w:r>
-        <w:t>ar</w:t>
+        <w:t>. To put an amount from an earlier year</w:t>
       </w:r>
       <w:r>
         <w:t xml:space="preserve"> (the nominal value)</w:t>
@@ -1410,10 +1395,7 @@
     </w:p>
     <w:p>
       <w:r>
-        <w:t>Example: Ewing’s 2016 municipal tax levy was $26.0 million. In 2025 dollars that is 26.0 × 1.341 = $34.9 million. Ewing’s 2025 levy was $35.</w:t>
-      </w:r>
-      <w:r>
-        <w:t xml:space="preserve">3 million, so the real increase is (35.3 − 34.9) ÷ 34.9 = 1 percent, not the 36 percent the </w:t>
+        <w:t xml:space="preserve">Example: Ewing’s 2016 municipal tax levy was $26.0 million. In 2025 dollars that is 26.0 × 1.341 = $34.9 million. Ewing’s 2025 levy was $35.3 million, so the real increase is (35.3 − 34.9) ÷ 34.9 = 1 percent, not the 36 percent the </w:t>
       </w:r>
       <w:r>
         <w:t xml:space="preserve">nominal, </w:t>
@@ -1441,8 +1423,17 @@
           <w:b/>
           <w:bCs/>
         </w:rPr>
-        <w:t xml:space="preserve"> (where relevant)*</w:t>
-      </w:r>
+        <w:t xml:space="preserve"> (where </w:t>
+      </w:r>
+      <w:proofErr w:type="gramStart"/>
+      <w:r>
+        <w:rPr>
+          <w:b/>
+          <w:bCs/>
+        </w:rPr>
+        <w:t>relevant)*</w:t>
+      </w:r>
+      <w:proofErr w:type="gramEnd"/>
       <w:r>
         <w:rPr>
           <w:b/>
@@ -1565,14 +1556,7 @@
                 <w:b/>
                 <w:bCs/>
               </w:rPr>
-              <w:t>Multiply by,</w:t>
-            </w:r>
-            <w:r>
-              <w:rPr>
-                <w:b/>
-                <w:bCs/>
-              </w:rPr>
-              <w:t xml:space="preserve"> to get 2025 dollars</w:t>
+              <w:t>Multiply by, to get 2025 dollars</w:t>
             </w:r>
           </w:p>
         </w:tc>
@@ -3155,10 +3139,7 @@
         <w:t>with no explanation</w:t>
       </w:r>
       <w:r>
-        <w:t>: towns, years, or rows R dropped</w:t>
-      </w:r>
-      <w:r>
-        <w:t>.</w:t>
+        <w:t>: towns, years, or rows R dropped.</w:t>
       </w:r>
     </w:p>
     <w:p>
@@ -3236,10 +3217,7 @@
         </w:sdtContent>
       </w:sdt>
       <w:r>
-        <w:t xml:space="preserve">  The thing bei</w:t>
-      </w:r>
-      <w:r>
-        <w:t>ng measured changed along the way (a service moved into or out of the budget).</w:t>
+        <w:t xml:space="preserve">  The thing being measured changed along the way (a service moved into or out of the budget).</w:t>
       </w:r>
     </w:p>
     <w:p>
@@ -3400,10 +3378,7 @@
         </w:sdtContent>
       </w:sdt>
       <w:r>
-        <w:t xml:space="preserve">  None of t</w:t>
-      </w:r>
-      <w:r>
-        <w:t>he above: the graphic is built honestly. The question is what it leaves out and what a voter should do with it.</w:t>
+        <w:t xml:space="preserve">  None of the above: the graphic is built honestly. The question is what it leaves out and what a voter should do with it.</w:t>
       </w:r>
     </w:p>
     <w:p>
@@ -3518,12 +3493,17 @@
         <w:t xml:space="preserve">Write the </w:t>
       </w:r>
       <w:proofErr w:type="spellStart"/>
+      <w:proofErr w:type="gramStart"/>
       <w:r>
         <w:t>ggplot</w:t>
       </w:r>
       <w:proofErr w:type="spellEnd"/>
       <w:r>
-        <w:t>() call for the version you would print</w:t>
+        <w:t>(</w:t>
+      </w:r>
+      <w:proofErr w:type="gramEnd"/>
+      <w:r>
+        <w:t>) call for the version you would print</w:t>
       </w:r>
       <w:r>
         <w:t xml:space="preserve"> (an optional template is provided).</w:t>
@@ -3607,7 +3587,21 @@
               <w:rPr>
                 <w:rFonts w:ascii="Consolas" w:eastAsia="Consolas" w:hAnsi="Consolas" w:cs="Consolas"/>
               </w:rPr>
-              <w:t xml:space="preserve">  mutate(________ = ________)          # only if you need a new column</w:t>
+              <w:t xml:space="preserve">  </w:t>
+            </w:r>
+            <w:proofErr w:type="gramStart"/>
+            <w:r>
+              <w:rPr>
+                <w:rFonts w:ascii="Consolas" w:eastAsia="Consolas" w:hAnsi="Consolas" w:cs="Consolas"/>
+              </w:rPr>
+              <w:t>mutate(</w:t>
+            </w:r>
+            <w:proofErr w:type="gramEnd"/>
+            <w:r>
+              <w:rPr>
+                <w:rFonts w:ascii="Consolas" w:eastAsia="Consolas" w:hAnsi="Consolas" w:cs="Consolas"/>
+              </w:rPr>
+              <w:t>________ = ________)          # only if you need a new column</w:t>
             </w:r>
           </w:p>
           <w:p>
@@ -3629,6 +3623,7 @@
               </w:rPr>
             </w:pPr>
             <w:proofErr w:type="spellStart"/>
+            <w:proofErr w:type="gramStart"/>
             <w:r>
               <w:rPr>
                 <w:rFonts w:ascii="Consolas" w:eastAsia="Consolas" w:hAnsi="Consolas" w:cs="Consolas"/>
@@ -3640,7 +3635,14 @@
               <w:rPr>
                 <w:rFonts w:ascii="Consolas" w:eastAsia="Consolas" w:hAnsi="Consolas" w:cs="Consolas"/>
               </w:rPr>
-              <w:t xml:space="preserve">(________, </w:t>
+              <w:t>(</w:t>
+            </w:r>
+            <w:proofErr w:type="gramEnd"/>
+            <w:r>
+              <w:rPr>
+                <w:rFonts w:ascii="Consolas" w:eastAsia="Consolas" w:hAnsi="Consolas" w:cs="Consolas"/>
+              </w:rPr>
+              <w:t xml:space="preserve">________, </w:t>
             </w:r>
             <w:proofErr w:type="spellStart"/>
             <w:r>
@@ -3704,7 +3706,21 @@
               <w:rPr>
                 <w:rFonts w:ascii="Consolas" w:eastAsia="Consolas" w:hAnsi="Consolas" w:cs="Consolas"/>
               </w:rPr>
-              <w:t xml:space="preserve">  labs(title = "________________________________________",</w:t>
+              <w:t xml:space="preserve">  </w:t>
+            </w:r>
+            <w:proofErr w:type="gramStart"/>
+            <w:r>
+              <w:rPr>
+                <w:rFonts w:ascii="Consolas" w:eastAsia="Consolas" w:hAnsi="Consolas" w:cs="Consolas"/>
+              </w:rPr>
+              <w:t>labs(</w:t>
+            </w:r>
+            <w:proofErr w:type="gramEnd"/>
+            <w:r>
+              <w:rPr>
+                <w:rFonts w:ascii="Consolas" w:eastAsia="Consolas" w:hAnsi="Consolas" w:cs="Consolas"/>
+              </w:rPr>
+              <w:t>title = "________________________________________",</w:t>
             </w:r>
           </w:p>
           <w:p>
@@ -3729,13 +3745,7 @@
               <w:rPr>
                 <w:rFonts w:ascii="Consolas" w:eastAsia="Consolas" w:hAnsi="Consolas" w:cs="Consolas"/>
               </w:rPr>
-              <w:t xml:space="preserve">       subtitle = "____________________________________</w:t>
-            </w:r>
-            <w:r>
-              <w:rPr>
-                <w:rFonts w:ascii="Consolas" w:eastAsia="Consolas" w:hAnsi="Consolas" w:cs="Consolas"/>
-              </w:rPr>
-              <w:t>____",</w:t>
+              <w:t xml:space="preserve">       subtitle = "________________________________________",</w:t>
             </w:r>
           </w:p>
           <w:p>
@@ -3804,7 +3814,15 @@
         <w:t xml:space="preserve">Q6. </w:t>
       </w:r>
       <w:r>
-        <w:t>The fact check, as it will run in the paper</w:t>
+        <w:t xml:space="preserve">The fact </w:t>
+      </w:r>
+      <w:proofErr w:type="gramStart"/>
+      <w:r>
+        <w:t>check</w:t>
+      </w:r>
+      <w:proofErr w:type="gramEnd"/>
+      <w:r>
+        <w:t>, as it will run in the paper</w:t>
       </w:r>
       <w:r>
         <w:t xml:space="preserve">. You should write in </w:t>
@@ -4399,7 +4417,10 @@
         </w:numPr>
       </w:pPr>
       <w:r>
-        <w:t xml:space="preserve">Identity an appropriate benchmark. </w:t>
+        <w:t>Identify</w:t>
+      </w:r>
+      <w:r>
+        <w:t xml:space="preserve"> an appropriate benchmark. </w:t>
       </w:r>
     </w:p>
     <w:p>
@@ -4480,7 +4501,15 @@
         <w:t xml:space="preserve"> (</w:t>
       </w:r>
       <w:r>
-        <w:t>03_example_ewing.R)</w:t>
+        <w:t>03_example_</w:t>
+      </w:r>
+      <w:proofErr w:type="gramStart"/>
+      <w:r>
+        <w:t>ewing.R</w:t>
+      </w:r>
+      <w:proofErr w:type="gramEnd"/>
+      <w:r>
+        <w:t>)</w:t>
       </w:r>
       <w:r>
         <w:t xml:space="preserve">. You can use this example as much or as little as you would like. </w:t>
@@ -4631,7 +4660,23 @@
                 <w:b/>
                 <w:bCs/>
               </w:rPr>
-              <w:t>(and data source)</w:t>
+              <w:t>(</w:t>
+            </w:r>
+            <w:proofErr w:type="gramStart"/>
+            <w:r>
+              <w:rPr>
+                <w:b/>
+                <w:bCs/>
+              </w:rPr>
+              <w:t>and</w:t>
+            </w:r>
+            <w:proofErr w:type="gramEnd"/>
+            <w:r>
+              <w:rPr>
+                <w:b/>
+                <w:bCs/>
+              </w:rPr>
+              <w:t xml:space="preserve"> data source)</w:t>
             </w:r>
           </w:p>
         </w:tc>
@@ -5690,6 +5735,7 @@
               </w:rPr>
             </w:pPr>
             <w:proofErr w:type="spellStart"/>
+            <w:proofErr w:type="gramStart"/>
             <w:r>
               <w:rPr>
                 <w:rFonts w:ascii="Consolas" w:eastAsia="Consolas" w:hAnsi="Consolas" w:cs="Consolas"/>
@@ -5701,7 +5747,14 @@
               <w:rPr>
                 <w:rFonts w:ascii="Consolas" w:eastAsia="Consolas" w:hAnsi="Consolas" w:cs="Consolas"/>
               </w:rPr>
-              <w:t xml:space="preserve">(________, </w:t>
+              <w:t>(</w:t>
+            </w:r>
+            <w:proofErr w:type="gramEnd"/>
+            <w:r>
+              <w:rPr>
+                <w:rFonts w:ascii="Consolas" w:eastAsia="Consolas" w:hAnsi="Consolas" w:cs="Consolas"/>
+              </w:rPr>
+              <w:t xml:space="preserve">________, </w:t>
             </w:r>
             <w:proofErr w:type="spellStart"/>
             <w:r>
@@ -5765,7 +5818,21 @@
               <w:rPr>
                 <w:rFonts w:ascii="Consolas" w:eastAsia="Consolas" w:hAnsi="Consolas" w:cs="Consolas"/>
               </w:rPr>
-              <w:t xml:space="preserve">  labs(title = "</w:t>
+              <w:t xml:space="preserve">  </w:t>
+            </w:r>
+            <w:proofErr w:type="gramStart"/>
+            <w:r>
+              <w:rPr>
+                <w:rFonts w:ascii="Consolas" w:eastAsia="Consolas" w:hAnsi="Consolas" w:cs="Consolas"/>
+              </w:rPr>
+              <w:t>labs(</w:t>
+            </w:r>
+            <w:proofErr w:type="gramEnd"/>
+            <w:r>
+              <w:rPr>
+                <w:rFonts w:ascii="Consolas" w:eastAsia="Consolas" w:hAnsi="Consolas" w:cs="Consolas"/>
+              </w:rPr>
+              <w:t>title = "</w:t>
             </w:r>
             <w:r>
               <w:rPr>
